--- a/Artefacts 7&8_security_privacy_template.docx
+++ b/Artefacts 7&8_security_privacy_template.docx
@@ -276,13 +276,14 @@
             </w:tcMar>
           </w:tcPr>
           <w:p>
+            <w:proofErr w:type="gramStart"/>
             <w:r>
               <w:rPr>
                 <w:color w:val="666666"/>
                 <w:sz w:val="19"/>
                 <w:szCs w:val="19"/>
               </w:rPr>
-              <w:t xml:space="preserve">v1.0  </w:t>
+              <w:t>V2</w:t>
             </w:r>
             <w:r>
               <w:rPr>
@@ -290,8 +291,17 @@
                 <w:sz w:val="19"/>
                 <w:szCs w:val="19"/>
               </w:rPr>
+              <w:t xml:space="preserve">.0  </w:t>
+            </w:r>
+            <w:r>
+              <w:rPr>
+                <w:color w:val="666666"/>
+                <w:sz w:val="19"/>
+                <w:szCs w:val="19"/>
+              </w:rPr>
               <w:t>-</w:t>
             </w:r>
+            <w:proofErr w:type="gramEnd"/>
             <w:r>
               <w:rPr>
                 <w:color w:val="666666"/>
@@ -3634,6 +3644,9 @@
               </w:rPr>
               <w:t>The GET requests to the /listings endpoint must implement pagination with a maximum page size of 50 results per request. The POST requests to the /listings endpoint must implement rate limiting to only allow 5 submissions per organization account within any 24-hour period. The POST requests to the /auth/signup endpoint must implement rate limiting to only allow 3 signup attempts per IP address within any 1-hour period.</w:t>
             </w:r>
+            <w:r>
+              <w:t xml:space="preserve"> </w:t>
+            </w:r>
           </w:p>
         </w:tc>
         <w:tc>
@@ -3727,11 +3740,11 @@
         <w:tblLook w:val="0000" w:firstRow="0" w:lastRow="0" w:firstColumn="0" w:lastColumn="0" w:noHBand="0" w:noVBand="0"/>
       </w:tblPr>
       <w:tblGrid>
-        <w:gridCol w:w="2909"/>
-        <w:gridCol w:w="947"/>
-        <w:gridCol w:w="2117"/>
-        <w:gridCol w:w="1325"/>
-        <w:gridCol w:w="2062"/>
+        <w:gridCol w:w="2351"/>
+        <w:gridCol w:w="955"/>
+        <w:gridCol w:w="2285"/>
+        <w:gridCol w:w="1398"/>
+        <w:gridCol w:w="2371"/>
       </w:tblGrid>
       <w:tr>
         <w:tc>
@@ -3839,28 +3852,49 @@
             </w:tcMar>
           </w:tcPr>
           <w:p>
-            <w:pPr>
+            <w:r>
               <w:rPr>
                 <w:color w:val="666666"/>
                 <w:sz w:val="17"/>
                 <w:szCs w:val="17"/>
               </w:rPr>
-            </w:pPr>
+              <w:t>DELETE /</w:t>
+            </w:r>
+            <w:proofErr w:type="gramStart"/>
             <w:r>
               <w:rPr>
                 <w:color w:val="666666"/>
                 <w:sz w:val="17"/>
                 <w:szCs w:val="17"/>
               </w:rPr>
-              <w:t>POST /admin/</w:t>
-            </w:r>
-            <w:proofErr w:type="gramStart"/>
+              <w:t>listings/{</w:t>
+            </w:r>
+            <w:proofErr w:type="spellStart"/>
+            <w:proofErr w:type="gramEnd"/>
             <w:r>
               <w:rPr>
                 <w:color w:val="666666"/>
                 <w:sz w:val="17"/>
                 <w:szCs w:val="17"/>
               </w:rPr>
+              <w:t>listing_id</w:t>
+            </w:r>
+            <w:proofErr w:type="spellEnd"/>
+            <w:r>
+              <w:rPr>
+                <w:color w:val="666666"/>
+                <w:sz w:val="17"/>
+                <w:szCs w:val="17"/>
+              </w:rPr>
+              <w:t>} — admin removing a fake post. POST /</w:t>
+            </w:r>
+            <w:proofErr w:type="gramStart"/>
+            <w:r>
+              <w:rPr>
+                <w:color w:val="666666"/>
+                <w:sz w:val="17"/>
+                <w:szCs w:val="17"/>
+              </w:rPr>
               <w:t>listings/{</w:t>
             </w:r>
             <w:proofErr w:type="spellStart"/>
@@ -3898,7 +3932,7 @@
                 <w:sz w:val="17"/>
                 <w:szCs w:val="17"/>
               </w:rPr>
-              <w:t>approve, POST /admin/</w:t>
+              <w:t>approve and POST /</w:t>
             </w:r>
             <w:proofErr w:type="gramStart"/>
             <w:r>
@@ -3944,64 +3978,16 @@
                 <w:sz w:val="17"/>
                 <w:szCs w:val="17"/>
               </w:rPr>
-              <w:t>reject, DELETE /admin/</w:t>
-            </w:r>
-            <w:proofErr w:type="gramStart"/>
+              <w:t xml:space="preserve">reject — admin approval actions. </w:t>
+            </w:r>
             <w:r>
               <w:rPr>
                 <w:color w:val="666666"/>
                 <w:sz w:val="17"/>
                 <w:szCs w:val="17"/>
               </w:rPr>
-              <w:t>listings/{</w:t>
-            </w:r>
-            <w:proofErr w:type="spellStart"/>
-            <w:proofErr w:type="gramEnd"/>
-            <w:r>
-              <w:rPr>
-                <w:color w:val="666666"/>
-                <w:sz w:val="17"/>
-                <w:szCs w:val="17"/>
-              </w:rPr>
-              <w:t>listing_</w:t>
-            </w:r>
-            <w:proofErr w:type="gramStart"/>
-            <w:r>
-              <w:rPr>
-                <w:color w:val="666666"/>
-                <w:sz w:val="17"/>
-                <w:szCs w:val="17"/>
-              </w:rPr>
-              <w:t>id</w:t>
-            </w:r>
-            <w:proofErr w:type="spellEnd"/>
-            <w:r>
-              <w:rPr>
-                <w:color w:val="666666"/>
-                <w:sz w:val="17"/>
-                <w:szCs w:val="17"/>
-              </w:rPr>
-              <w:t>},</w:t>
-            </w:r>
-            <w:proofErr w:type="gramEnd"/>
-            <w:r>
-              <w:rPr>
-                <w:color w:val="666666"/>
-                <w:sz w:val="17"/>
-                <w:szCs w:val="17"/>
-              </w:rPr>
-              <w:t xml:space="preserve"> GET /admin/activity, GET /admin/reports</w:t>
-            </w:r>
-          </w:p>
-          <w:p>
-            <w:r>
-              <w:rPr>
-                <w:color w:val="666666"/>
-                <w:sz w:val="17"/>
-                <w:szCs w:val="17"/>
-              </w:rPr>
               <w:lastRenderedPageBreak/>
-              <w:t xml:space="preserve"> all admin-only endpoints accessible to any authenticated user if role is not checked.</w:t>
+              <w:t>GET /admin/activity — system monitoring</w:t>
             </w:r>
           </w:p>
         </w:tc>
@@ -4067,7 +4053,7 @@
                 <w:sz w:val="17"/>
                 <w:szCs w:val="17"/>
               </w:rPr>
-              <w:t xml:space="preserve">Implement a single </w:t>
+              <w:t xml:space="preserve">Implement a </w:t>
             </w:r>
             <w:proofErr w:type="spellStart"/>
             <w:r>
@@ -4085,34 +4071,44 @@
                 <w:sz w:val="17"/>
                 <w:szCs w:val="17"/>
               </w:rPr>
-              <w:t xml:space="preserve"> middleware applied to the entire /admin route prefix that verifies the caller's role from JWT claims server-side.</w:t>
-            </w:r>
-          </w:p>
-        </w:tc>
-        <w:tc>
-          <w:tcPr>
-            <w:tcW w:w="1404" w:type="dxa"/>
-            <w:tcBorders>
-              <w:top w:val="single" w:sz="1" w:space="0" w:color="CCCCCC"/>
-              <w:left w:val="single" w:sz="1" w:space="0" w:color="CCCCCC"/>
-              <w:bottom w:val="single" w:sz="1" w:space="0" w:color="CCCCCC"/>
-              <w:right w:val="single" w:sz="1" w:space="0" w:color="CCCCCC"/>
-            </w:tcBorders>
-            <w:shd w:val="clear" w:color="auto" w:fill="FAFAFA"/>
-            <w:tcMar>
-              <w:top w:w="90" w:type="dxa"/>
-              <w:left w:w="150" w:type="dxa"/>
-              <w:bottom w:w="90" w:type="dxa"/>
-              <w:right w:w="150" w:type="dxa"/>
-            </w:tcMar>
-          </w:tcPr>
-          <w:p>
+              <w:t xml:space="preserve"> middleware that verifies the caller's role from JWT claims server-side on every admin action endpoint. Apply this middleware to all endpoints that perform moderation or monitoring </w:t>
+            </w:r>
             <w:r>
               <w:rPr>
                 <w:color w:val="666666"/>
                 <w:sz w:val="17"/>
                 <w:szCs w:val="17"/>
               </w:rPr>
+              <w:lastRenderedPageBreak/>
+              <w:t>actions before any business logic runs</w:t>
+            </w:r>
+          </w:p>
+        </w:tc>
+        <w:tc>
+          <w:tcPr>
+            <w:tcW w:w="1404" w:type="dxa"/>
+            <w:tcBorders>
+              <w:top w:val="single" w:sz="1" w:space="0" w:color="CCCCCC"/>
+              <w:left w:val="single" w:sz="1" w:space="0" w:color="CCCCCC"/>
+              <w:bottom w:val="single" w:sz="1" w:space="0" w:color="CCCCCC"/>
+              <w:right w:val="single" w:sz="1" w:space="0" w:color="CCCCCC"/>
+            </w:tcBorders>
+            <w:shd w:val="clear" w:color="auto" w:fill="FAFAFA"/>
+            <w:tcMar>
+              <w:top w:w="90" w:type="dxa"/>
+              <w:left w:w="150" w:type="dxa"/>
+              <w:bottom w:w="90" w:type="dxa"/>
+              <w:right w:w="150" w:type="dxa"/>
+            </w:tcMar>
+          </w:tcPr>
+          <w:p>
+            <w:r>
+              <w:rPr>
+                <w:color w:val="666666"/>
+                <w:sz w:val="17"/>
+                <w:szCs w:val="17"/>
+              </w:rPr>
+              <w:lastRenderedPageBreak/>
               <w:t xml:space="preserve">Fully specified / Partially specified / </w:t>
             </w:r>
             <w:r>
@@ -7475,14 +7471,14 @@
         <w:tblLook w:val="0000" w:firstRow="0" w:lastRow="0" w:firstColumn="0" w:lastColumn="0" w:noHBand="0" w:noVBand="0"/>
       </w:tblPr>
       <w:tblGrid>
-        <w:gridCol w:w="474"/>
-        <w:gridCol w:w="1777"/>
-        <w:gridCol w:w="1318"/>
-        <w:gridCol w:w="1062"/>
-        <w:gridCol w:w="1433"/>
-        <w:gridCol w:w="1291"/>
-        <w:gridCol w:w="1309"/>
-        <w:gridCol w:w="1414"/>
+        <w:gridCol w:w="470"/>
+        <w:gridCol w:w="1755"/>
+        <w:gridCol w:w="1303"/>
+        <w:gridCol w:w="1167"/>
+        <w:gridCol w:w="1416"/>
+        <w:gridCol w:w="1276"/>
+        <w:gridCol w:w="1294"/>
+        <w:gridCol w:w="1397"/>
       </w:tblGrid>
       <w:tr>
         <w:trPr>
@@ -11226,7 +11222,7 @@
                 <w:sz w:val="18"/>
                 <w:szCs w:val="18"/>
               </w:rPr>
-              <w:t xml:space="preserve">Optional photo to illustrate the giveaway items so </w:t>
+              <w:t xml:space="preserve">Optional photo to illustrate the giveaway </w:t>
             </w:r>
             <w:r>
               <w:rPr>
@@ -11234,7 +11230,7 @@
                 <w:szCs w:val="18"/>
               </w:rPr>
               <w:lastRenderedPageBreak/>
-              <w:t>students can identify</w:t>
+              <w:t>items so students can identify</w:t>
             </w:r>
           </w:p>
         </w:tc>
@@ -11367,7 +11363,15 @@
                 <w:sz w:val="18"/>
                 <w:szCs w:val="18"/>
               </w:rPr>
-              <w:t>Read: all authenticated users. Write: Org rep</w:t>
+              <w:t xml:space="preserve">Read: all authenticated users. </w:t>
+            </w:r>
+            <w:r>
+              <w:rPr>
+                <w:sz w:val="18"/>
+                <w:szCs w:val="18"/>
+              </w:rPr>
+              <w:lastRenderedPageBreak/>
+              <w:t>Write: Org rep</w:t>
             </w:r>
           </w:p>
         </w:tc>
@@ -11400,6 +11404,7 @@
                 <w:sz w:val="18"/>
                 <w:szCs w:val="18"/>
               </w:rPr>
+              <w:lastRenderedPageBreak/>
               <w:t>Image URL is public</w:t>
             </w:r>
             <w:r>
@@ -12175,14 +12180,7 @@
                 <w:sz w:val="18"/>
                 <w:szCs w:val="18"/>
               </w:rPr>
-              <w:t>9</w:t>
-            </w:r>
-            <w:r>
-              <w:rPr>
-                <w:sz w:val="18"/>
-                <w:szCs w:val="18"/>
-              </w:rPr>
-              <w:t>0 days after deletion</w:t>
+              <w:t>90 days after deletion</w:t>
             </w:r>
           </w:p>
         </w:tc>
@@ -12318,6 +12316,13 @@
               </w:rPr>
               <w:t>Message: Notification</w:t>
             </w:r>
+            <w:r>
+              <w:rPr>
+                <w:sz w:val="18"/>
+                <w:szCs w:val="18"/>
+              </w:rPr>
+              <w:t xml:space="preserve"> (Internal entity)</w:t>
+            </w:r>
           </w:p>
         </w:tc>
         <w:tc>
@@ -12448,14 +12453,7 @@
                 <w:sz w:val="18"/>
                 <w:szCs w:val="18"/>
               </w:rPr>
-              <w:t>9</w:t>
-            </w:r>
-            <w:r>
-              <w:rPr>
-                <w:sz w:val="18"/>
-                <w:szCs w:val="18"/>
-              </w:rPr>
-              <w:t>0 days after deletion</w:t>
+              <w:t>90 days after deletion</w:t>
             </w:r>
           </w:p>
         </w:tc>
@@ -12590,7 +12588,7 @@
                 <w:sz w:val="18"/>
                 <w:szCs w:val="18"/>
               </w:rPr>
-              <w:t>Admin_id</w:t>
+              <w:t>Role_in_org</w:t>
             </w:r>
             <w:proofErr w:type="spellEnd"/>
             <w:r>
@@ -12598,17 +12596,8 @@
                 <w:sz w:val="18"/>
                 <w:szCs w:val="18"/>
               </w:rPr>
-              <w:t xml:space="preserve">: </w:t>
-            </w:r>
-            <w:proofErr w:type="spellStart"/>
-            <w:r>
-              <w:rPr>
-                <w:sz w:val="18"/>
-                <w:szCs w:val="18"/>
-              </w:rPr>
-              <w:t>ModerationAction</w:t>
-            </w:r>
-            <w:proofErr w:type="spellEnd"/>
+              <w:t xml:space="preserve"> entity</w:t>
+            </w:r>
           </w:p>
         </w:tc>
         <w:tc>
@@ -12640,7 +12629,7 @@
                 <w:sz w:val="18"/>
                 <w:szCs w:val="18"/>
               </w:rPr>
-              <w:t>Record which System Admin performed each moderation decision for accountability</w:t>
+              <w:t>Keep the role a user has within a student org</w:t>
             </w:r>
           </w:p>
         </w:tc>
@@ -12673,7 +12662,7 @@
                 <w:sz w:val="18"/>
                 <w:szCs w:val="18"/>
               </w:rPr>
-              <w:t>Legal obligation</w:t>
+              <w:t>Keep posting permissions on an account</w:t>
             </w:r>
           </w:p>
         </w:tc>
@@ -12706,7 +12695,7 @@
                 <w:sz w:val="18"/>
                 <w:szCs w:val="18"/>
               </w:rPr>
-              <w:t>Confidential</w:t>
+              <w:t>Contract</w:t>
             </w:r>
           </w:p>
         </w:tc>
@@ -12739,7 +12728,7 @@
                 <w:sz w:val="18"/>
                 <w:szCs w:val="18"/>
               </w:rPr>
-              <w:t>Keep until step down, or account deletion or outside terms included</w:t>
+              <w:t>Delete immediately</w:t>
             </w:r>
           </w:p>
         </w:tc>
@@ -12772,7 +12761,7 @@
                 <w:sz w:val="18"/>
                 <w:szCs w:val="18"/>
               </w:rPr>
-              <w:t>Read: System Admin only</w:t>
+              <w:t>Org rep, and admin</w:t>
             </w:r>
           </w:p>
         </w:tc>
@@ -12805,12 +12794,15 @@
                 <w:sz w:val="18"/>
                 <w:szCs w:val="18"/>
               </w:rPr>
-              <w:t>Admin identity exposed</w:t>
+              <w:t>Reveals leadership and risks to spam and unwanted attention</w:t>
             </w:r>
           </w:p>
         </w:tc>
       </w:tr>
       <w:tr>
+        <w:trPr>
+          <w:trHeight w:val="1123"/>
+        </w:trPr>
         <w:tc>
           <w:tcPr>
             <w:tcW w:w="235" w:type="pct"/>
@@ -13204,7 +13196,7 @@
                 <w:sz w:val="18"/>
                 <w:szCs w:val="18"/>
               </w:rPr>
-              <w:t xml:space="preserve">Determine which campus buildings the </w:t>
+              <w:t xml:space="preserve">Determine which campus buildings the student wants to receive </w:t>
             </w:r>
             <w:r>
               <w:rPr>
@@ -13212,7 +13204,7 @@
                 <w:szCs w:val="18"/>
               </w:rPr>
               <w:lastRenderedPageBreak/>
-              <w:t>student wants to receive notifications about</w:t>
+              <w:t>notifications about</w:t>
             </w:r>
           </w:p>
         </w:tc>
@@ -13359,15 +13351,7 @@
                 <w:sz w:val="18"/>
                 <w:szCs w:val="18"/>
               </w:rPr>
-              <w:t xml:space="preserve"> via </w:t>
-            </w:r>
-            <w:r>
-              <w:rPr>
-                <w:sz w:val="18"/>
-                <w:szCs w:val="18"/>
-              </w:rPr>
-              <w:lastRenderedPageBreak/>
-              <w:t>notification settings</w:t>
+              <w:t xml:space="preserve"> via notification settings</w:t>
             </w:r>
           </w:p>
         </w:tc>
@@ -13400,16 +13384,7 @@
                 <w:sz w:val="18"/>
                 <w:szCs w:val="18"/>
               </w:rPr>
-              <w:lastRenderedPageBreak/>
-              <w:t xml:space="preserve">Location preferences could reveal which </w:t>
-            </w:r>
-            <w:r>
-              <w:rPr>
-                <w:sz w:val="18"/>
-                <w:szCs w:val="18"/>
-              </w:rPr>
-              <w:lastRenderedPageBreak/>
-              <w:t>buildings on campus a student</w:t>
+              <w:t>Location preferences could reveal which buildings on campus a student</w:t>
             </w:r>
             <w:r>
               <w:rPr>
@@ -14025,7 +14000,6 @@
                 <w:sz w:val="19"/>
                 <w:szCs w:val="19"/>
               </w:rPr>
-              <w:lastRenderedPageBreak/>
               <w:t>Classification</w:t>
             </w:r>
           </w:p>
@@ -14231,6 +14205,7 @@
                 <w:sz w:val="19"/>
                 <w:szCs w:val="19"/>
               </w:rPr>
+              <w:lastRenderedPageBreak/>
               <w:t>Internal</w:t>
             </w:r>
           </w:p>
@@ -14257,7 +14232,10 @@
               <w:jc w:val="center"/>
             </w:pPr>
             <w:r>
-              <w:t>11</w:t>
+              <w:t>1</w:t>
+            </w:r>
+            <w:r>
+              <w:t>2</w:t>
             </w:r>
           </w:p>
         </w:tc>
@@ -14415,7 +14393,7 @@
               <w:jc w:val="center"/>
             </w:pPr>
             <w:r>
-              <w:t>2</w:t>
+              <w:t>1</w:t>
             </w:r>
           </w:p>
         </w:tc>
@@ -15029,6 +15007,9 @@
         </w:tc>
       </w:tr>
       <w:tr>
+        <w:trPr>
+          <w:trHeight w:val="709"/>
+        </w:trPr>
         <w:tc>
           <w:tcPr>
             <w:tcW w:w="2000" w:type="dxa"/>
@@ -15257,7 +15238,7 @@
           </w:tcPr>
           <w:p>
             <w:r>
-              <w:t>Moderation action records</w:t>
+              <w:t>Org membership records</w:t>
             </w:r>
           </w:p>
         </w:tc>
@@ -15280,7 +15261,7 @@
           </w:tcPr>
           <w:p>
             <w:r>
-              <w:t>1 year after at date</w:t>
+              <w:t xml:space="preserve">Delete when user account is deleted or role is changed </w:t>
             </w:r>
           </w:p>
         </w:tc>
@@ -15303,7 +15284,7 @@
           </w:tcPr>
           <w:p>
             <w:r>
-              <w:t>need an audit trail for accountability</w:t>
+              <w:t>Data has no purpose when student leaves an org</w:t>
             </w:r>
           </w:p>
         </w:tc>
@@ -15331,7 +15312,7 @@
                 <w:sz w:val="16"/>
                 <w:szCs w:val="16"/>
               </w:rPr>
-              <w:t>Automated deletion triggered by account closure action</w:t>
+              <w:t>Automated deletion by org account or user account deletion</w:t>
             </w:r>
           </w:p>
         </w:tc>
